--- a/docs/Egxeiridio_Goneis.docx
+++ b/docs/Egxeiridio_Goneis.docx
@@ -1438,7 +1438,7 @@
         <w:t xml:space="preserve"> </w:t>
       </w:r>
       <w:r>
-        <w:t xml:space="preserve">— γνωστό και ως</w:t>
+        <w:t xml:space="preserve">(Gale &amp; Shapley, 1962) — γνωστό και ως</w:t>
       </w:r>
       <w:r>
         <w:t xml:space="preserve"> </w:t>
@@ -1822,7 +1822,7 @@
         <w:t xml:space="preserve"> </w:t>
       </w:r>
       <w:r>
-        <w:t xml:space="preserve">— πρώτα ο ένας όμιλος ή ο άλλος, όλοι μαζί σε γύρους, ή μία αίτηση τη φορά με οποιαδήποτε σειρά (McVitie &amp; Wilson, 1970).</w:t>
+        <w:t xml:space="preserve">— πρώτα ο ένας όμιλος ή ο άλλος, όλοι μαζί σε γύρους, ή μία αίτηση τη φορά με οποιαδήποτε σειρά.</w:t>
       </w:r>
     </w:p>
     <w:p>
@@ -1830,7 +1830,7 @@
         <w:pStyle w:val="FirstParagraph"/>
       </w:pPr>
       <w:r>
-        <w:t xml:space="preserve">Αυτό ισχύει επειδή οι αριθμοί κλήρωσης είναι σταθεροί από την αρχή. Οι γύροι είναι απλώς ένας βολικός τρόπος να γίνει ο υπολογισμός. Η πλατφόρμα ελέγχει αυτή την ιδιότητα αυτόματα σε κάθε αλλαγή του κώδικα: σε εκατοντάδες τυχαία σενάρια, ο υπολογισμός «μία αίτηση τη φορά, με τυχαία σειρά» δίνει πάντα το ίδιο αποτέλεσμα με τους γύρους.</w:t>
+        <w:t xml:space="preserve">Προκύπτει από το βασικό θεώρημα των Gale &amp; Shapley (1962): ο αλγόριθμος καταλήγει πάντα στην καλύτερη για τους μαθητές ευσταθή κατανομή, που είναι μοναδική, και η απόδειξή τους δεν εξαρτάται από τη σειρά των αιτήσεων. Ρητά: McVitie &amp; Wilson (1970). Αυτό ισχύει επειδή οι προτεραιότητες —και οι αριθμοί κλήρωσης— είναι σταθεροί από την αρχή. Οι γύροι είναι απλώς ένας βολικός τρόπος να γίνει ο υπολογισμός. Η πλατφόρμα ελέγχει αυτή την ιδιότητα αυτόματα σε κάθε αλλαγή του κώδικα: σε εκατοντάδες τυχαία σενάρια, ο υπολογισμός «μία αίτηση τη φορά, με τυχαία σειρά» δίνει πάντα το ίδιο αποτέλεσμα με τους γύρους.</w:t>
       </w:r>
     </w:p>
     <w:bookmarkEnd w:id="25"/>
@@ -3503,6 +3503,75 @@
       </w:pPr>
       <w:r>
         <w:t xml:space="preserve">Η λίστα έχει το πολύ τόσους μαθητές όσες και οι θέσεις του ομίλου, και μόνο μαθητές των τάξεων του ομίλου.</w:t>
+      </w:r>
+    </w:p>
+    <w:p>
+      <w:r>
+        <w:pict>
+          <v:rect style="width:0;height:1.5pt" o:hralign="center" o:hrstd="t" o:hr="t"/>
+        </w:pict>
+      </w:r>
+    </w:p>
+    <w:p>
+      <w:pPr>
+        <w:pStyle w:val="FirstParagraph"/>
+      </w:pPr>
+      <w:r>
+        <w:rPr>
+          <w:b/>
+          <w:bCs/>
+        </w:rPr>
+        <w:t xml:space="preserve">Βιβλιογραφία</w:t>
+      </w:r>
+    </w:p>
+    <w:p>
+      <w:pPr>
+        <w:pStyle w:val="Compact"/>
+        <w:numPr>
+          <w:ilvl w:val="0"/>
+          <w:numId w:val="1023"/>
+        </w:numPr>
+      </w:pPr>
+      <w:r>
+        <w:t xml:space="preserve">Gale, D., &amp; Shapley, L. S. (1962). College admissions and the stability of marriage.</w:t>
+      </w:r>
+      <w:r>
+        <w:t xml:space="preserve"> </w:t>
+      </w:r>
+      <w:r>
+        <w:rPr>
+          <w:i/>
+          <w:iCs/>
+        </w:rPr>
+        <w:t xml:space="preserve">The American Mathematical Monthly</w:t>
+      </w:r>
+      <w:r>
+        <w:t xml:space="preserve">, 69(1), 9–15.</w:t>
+      </w:r>
+    </w:p>
+    <w:p>
+      <w:pPr>
+        <w:pStyle w:val="Compact"/>
+        <w:numPr>
+          <w:ilvl w:val="0"/>
+          <w:numId w:val="1023"/>
+        </w:numPr>
+      </w:pPr>
+      <w:r>
+        <w:t xml:space="preserve">McVitie, D. G., &amp; Wilson, L. B. (1970). Stable marriage assignment for unequal sets.</w:t>
+      </w:r>
+      <w:r>
+        <w:t xml:space="preserve"> </w:t>
+      </w:r>
+      <w:r>
+        <w:rPr>
+          <w:i/>
+          <w:iCs/>
+        </w:rPr>
+        <w:t xml:space="preserve">BIT Numerical Mathematics</w:t>
+      </w:r>
+      <w:r>
+        <w:t xml:space="preserve">, 10(3), 295–309.</w:t>
       </w:r>
     </w:p>
     <w:p>
@@ -4219,6 +4288,9 @@
     <w:abstractNumId w:val="991"/>
   </w:num>
   <w:num w:numId="1022">
+    <w:abstractNumId w:val="991"/>
+  </w:num>
+  <w:num w:numId="1023">
     <w:abstractNumId w:val="991"/>
   </w:num>
 </w:numbering>

--- a/docs/Egxeiridio_Goneis.docx
+++ b/docs/Egxeiridio_Goneis.docx
@@ -2,7 +2,7 @@
 <file path=word/document.xml><?xml version="1.0" encoding="utf-8"?>
 <w:document xmlns:w="http://schemas.openxmlformats.org/wordprocessingml/2006/main" xmlns:m="http://schemas.openxmlformats.org/officeDocument/2006/math" xmlns:r="http://schemas.openxmlformats.org/officeDocument/2006/relationships" xmlns:o="urn:schemas-microsoft-com:office:office" xmlns:v="urn:schemas-microsoft-com:vml" xmlns:w10="urn:schemas-microsoft-com:office:word" xmlns:a="http://schemas.openxmlformats.org/drawingml/2006/main" xmlns:pic="http://schemas.openxmlformats.org/drawingml/2006/picture" xmlns:wp="http://schemas.openxmlformats.org/drawingml/2006/wordprocessingDrawing">
   <w:body>
-    <w:bookmarkStart w:id="34" w:name="X08e4579f906c9bb850a5d5b4028d8313042340b"/>
+    <w:bookmarkStart w:id="35" w:name="X08e4579f906c9bb850a5d5b4028d8313042340b"/>
     <w:p>
       <w:pPr>
         <w:pStyle w:val="Heading1"/>
@@ -856,6 +856,44 @@
         <w:t xml:space="preserve">(π.χ. ένας Δευτέρα + Τετάρτη κι ένας Τρίτη + Τετάρτη): αν το παιδί μπει στον πρώτο τη Δευτέρα, ο δεύτερος παραλείπεται την Τρίτη, γιατί την Τετάρτη το παιδί έχει ήδη όμιλο. Η φόρμα το γράφει δίπλα στον όμιλο.</w:t>
       </w:r>
     </w:p>
+    <w:p>
+      <w:pPr>
+        <w:pStyle w:val="Compact"/>
+        <w:numPr>
+          <w:ilvl w:val="0"/>
+          <w:numId w:val="1006"/>
+        </w:numPr>
+      </w:pPr>
+      <w:r>
+        <w:rPr>
+          <w:b/>
+          <w:bCs/>
+        </w:rPr>
+        <w:t xml:space="preserve">Παρεμφερείς όμιλοι:</w:t>
+      </w:r>
+      <w:r>
+        <w:t xml:space="preserve"> </w:t>
+      </w:r>
+      <w:r>
+        <w:t xml:space="preserve">κάποιοι όμιλοι σε διαφορετικές ημέρες είναι παρεμφερείς (π.χ. Αγγλικά Δευτέρα και Αγγλικά Πέμπτη) και το παιδί παίρνει</w:t>
+      </w:r>
+      <w:r>
+        <w:t xml:space="preserve"> </w:t>
+      </w:r>
+      <w:r>
+        <w:rPr>
+          <w:b/>
+          <w:bCs/>
+        </w:rPr>
+        <w:t xml:space="preserve">το πολύ έναν</w:t>
+      </w:r>
+      <w:r>
+        <w:t xml:space="preserve"> </w:t>
+      </w:r>
+      <w:r>
+        <w:t xml:space="preserve">από αυτούς. Τους βάζετε κανονικά σε σειρά· αν το παιδί μπει στον πρώτο, ο επόμενος παραλείπεται αυτόματα. Η φόρμα το γράφει δίπλα στον όμιλο («Παρεμφερής με …»).</w:t>
+      </w:r>
+    </w:p>
     <w:bookmarkEnd w:id="15"/>
     <w:bookmarkStart w:id="16" w:name="X5a6afd41f1b858e0a76fcfac2fa0542636b319f"/>
     <w:p>
@@ -1395,7 +1433,7 @@
       </w:r>
     </w:p>
     <w:bookmarkEnd w:id="21"/>
-    <w:bookmarkStart w:id="32" w:name="X7af40749daed6a14487f31e4ce1360256ff3cf0"/>
+    <w:bookmarkStart w:id="33" w:name="X7af40749daed6a14487f31e4ce1360256ff3cf0"/>
     <w:p>
       <w:pPr>
         <w:pStyle w:val="Heading2"/>
@@ -3431,12 +3469,154 @@
       </w:r>
     </w:p>
     <w:bookmarkEnd w:id="30"/>
-    <w:bookmarkStart w:id="31" w:name="οι-λίστες-των-εκπαιδευτικών"/>
+    <w:bookmarkStart w:id="31" w:name="παρεμφερείς-όμιλοι"/>
     <w:p>
       <w:pPr>
         <w:pStyle w:val="Heading3"/>
       </w:pPr>
       <w:r>
+        <w:t xml:space="preserve">Παρεμφερείς όμιλοι</w:t>
+      </w:r>
+    </w:p>
+    <w:p>
+      <w:pPr>
+        <w:pStyle w:val="FirstParagraph"/>
+      </w:pPr>
+      <w:r>
+        <w:t xml:space="preserve">Το σχολείο μπορεί να δηλώσει ότι κάποιοι όμιλοι σε</w:t>
+      </w:r>
+      <w:r>
+        <w:t xml:space="preserve"> </w:t>
+      </w:r>
+      <w:r>
+        <w:rPr>
+          <w:b/>
+          <w:bCs/>
+        </w:rPr>
+        <w:t xml:space="preserve">διαφορετικές ημέρες</w:t>
+      </w:r>
+      <w:r>
+        <w:t xml:space="preserve"> </w:t>
+      </w:r>
+      <w:r>
+        <w:t xml:space="preserve">είναι</w:t>
+      </w:r>
+      <w:r>
+        <w:t xml:space="preserve"> </w:t>
+      </w:r>
+      <w:r>
+        <w:rPr>
+          <w:b/>
+          <w:bCs/>
+        </w:rPr>
+        <w:t xml:space="preserve">παρεμφερείς</w:t>
+      </w:r>
+      <w:r>
+        <w:t xml:space="preserve"> </w:t>
+      </w:r>
+      <w:r>
+        <w:t xml:space="preserve">(π.χ. Αγγλικά τη Δευτέρα και Αγγλικά την Πέμπτη). Κάθε μαθητής παίρνει</w:t>
+      </w:r>
+      <w:r>
+        <w:t xml:space="preserve"> </w:t>
+      </w:r>
+      <w:r>
+        <w:rPr>
+          <w:b/>
+          <w:bCs/>
+        </w:rPr>
+        <w:t xml:space="preserve">το πολύ έναν</w:t>
+      </w:r>
+      <w:r>
+        <w:t xml:space="preserve"> </w:t>
+      </w:r>
+      <w:r>
+        <w:t xml:space="preserve">από αυτούς την εβδομάδα:</w:t>
+      </w:r>
+    </w:p>
+    <w:p>
+      <w:pPr>
+        <w:pStyle w:val="Compact"/>
+        <w:numPr>
+          <w:ilvl w:val="0"/>
+          <w:numId w:val="1022"/>
+        </w:numPr>
+      </w:pPr>
+      <w:r>
+        <w:t xml:space="preserve">Οι ημέρες αποφασίζονται με τη σειρά. Αν το παιδί μπει τη Δευτέρα στα Αγγλικά, τα Αγγλικά της Πέμπτης</w:t>
+      </w:r>
+      <w:r>
+        <w:t xml:space="preserve"> </w:t>
+      </w:r>
+      <w:r>
+        <w:rPr>
+          <w:b/>
+          <w:bCs/>
+        </w:rPr>
+        <w:t xml:space="preserve">βγαίνουν από τη λίστα του</w:t>
+      </w:r>
+      <w:r>
+        <w:t xml:space="preserve"> </w:t>
+      </w:r>
+      <w:r>
+        <w:t xml:space="preserve">και οι άλλες επιλογές του ανεβαίνουν μία θέση.</w:t>
+      </w:r>
+    </w:p>
+    <w:p>
+      <w:pPr>
+        <w:pStyle w:val="Compact"/>
+        <w:numPr>
+          <w:ilvl w:val="0"/>
+          <w:numId w:val="1022"/>
+        </w:numPr>
+      </w:pPr>
+      <w:r>
+        <w:t xml:space="preserve">Αν</w:t>
+      </w:r>
+      <w:r>
+        <w:t xml:space="preserve"> </w:t>
+      </w:r>
+      <w:r>
+        <w:rPr>
+          <w:b/>
+          <w:bCs/>
+        </w:rPr>
+        <w:t xml:space="preserve">δεν</w:t>
+      </w:r>
+      <w:r>
+        <w:t xml:space="preserve"> </w:t>
+      </w:r>
+      <w:r>
+        <w:t xml:space="preserve">μπει τη Δευτέρα στα Αγγλικά (πήρε άλλον όμιλο), διεκδικεί κανονικά τα Αγγλικά της Πέμπτης.</w:t>
+      </w:r>
+    </w:p>
+    <w:p>
+      <w:pPr>
+        <w:pStyle w:val="Compact"/>
+        <w:numPr>
+          <w:ilvl w:val="0"/>
+          <w:numId w:val="1022"/>
+        </w:numPr>
+      </w:pPr>
+      <w:r>
+        <w:t xml:space="preserve">Έτσι η θέση της Πέμπτης μένει για κάποιον που δεν έχει ήδη Αγγλικά — περισσότερα παιδιά παίρνουν τον όμιλο.</w:t>
+      </w:r>
+    </w:p>
+    <w:p>
+      <w:pPr>
+        <w:pStyle w:val="FirstParagraph"/>
+      </w:pPr>
+      <w:r>
+        <w:t xml:space="preserve">Παράδειγμα (μία θέση στα Αγγλικά κάθε ημέρα): η Μαρία μπαίνει τη Δευτέρα στα Αγγλικά, οπότε την Πέμπτη αυτά βγαίνουν από τη λίστα της. Ο Νίκος δεν χώρεσε τη Δευτέρα και πήρε τη 2η επιλογή του· την Πέμπτη διεκδικεί κανονικά τα Αγγλικά και τα παίρνει, γιατί η Μαρία δεν τα διεκδικεί. Η Σοφία είχε βάλει τα Αγγλικά της Δευτέρας χαμηλά και πήρε την 1η της επιλογή· την Πέμπτη διεκδικεί κι αυτή τα Αγγλικά, αλλά ο Νίκος έχει καλύτερο αριθμό κλήρωσης, οπότε η Σοφία πηγαίνει στην επόμενη επιλογή της.</w:t>
+      </w:r>
+    </w:p>
+    <w:bookmarkEnd w:id="31"/>
+    <w:bookmarkStart w:id="32" w:name="οι-λίστες-των-εκπαιδευτικών"/>
+    <w:p>
+      <w:pPr>
+        <w:pStyle w:val="Heading3"/>
+      </w:pPr>
+      <w:r>
         <w:t xml:space="preserve">Οι λίστες των εκπαιδευτικών</w:t>
       </w:r>
     </w:p>
@@ -3445,7 +3625,7 @@
         <w:pStyle w:val="Compact"/>
         <w:numPr>
           <w:ilvl w:val="0"/>
-          <w:numId w:val="1022"/>
+          <w:numId w:val="1023"/>
         </w:numPr>
       </w:pPr>
       <w:r>
@@ -3486,7 +3666,7 @@
         <w:pStyle w:val="Compact"/>
         <w:numPr>
           <w:ilvl w:val="0"/>
-          <w:numId w:val="1022"/>
+          <w:numId w:val="1023"/>
         </w:numPr>
       </w:pPr>
       <w:r>
@@ -3498,7 +3678,7 @@
         <w:pStyle w:val="Compact"/>
         <w:numPr>
           <w:ilvl w:val="0"/>
-          <w:numId w:val="1022"/>
+          <w:numId w:val="1023"/>
         </w:numPr>
       </w:pPr>
       <w:r>
@@ -3529,7 +3709,7 @@
         <w:pStyle w:val="Compact"/>
         <w:numPr>
           <w:ilvl w:val="0"/>
-          <w:numId w:val="1023"/>
+          <w:numId w:val="1024"/>
         </w:numPr>
       </w:pPr>
       <w:r>
@@ -3554,7 +3734,7 @@
         <w:pStyle w:val="Compact"/>
         <w:numPr>
           <w:ilvl w:val="0"/>
-          <w:numId w:val="1023"/>
+          <w:numId w:val="1024"/>
         </w:numPr>
       </w:pPr>
       <w:r>
@@ -3581,9 +3761,9 @@
         </w:pict>
       </w:r>
     </w:p>
-    <w:bookmarkEnd w:id="31"/>
     <w:bookmarkEnd w:id="32"/>
-    <w:bookmarkStart w:id="33" w:name="Xa72a64b1d6a705613c248297f150adf600357f4"/>
+    <w:bookmarkEnd w:id="33"/>
+    <w:bookmarkStart w:id="34" w:name="Xa72a64b1d6a705613c248297f150adf600357f4"/>
     <w:p>
       <w:pPr>
         <w:pStyle w:val="Heading2"/>
@@ -3813,8 +3993,8 @@
         <w:t xml:space="preserve">Δείτε την ενότητα 3· αν δεν λύνεται, επικοινωνήστε με το σχολείο.</w:t>
       </w:r>
     </w:p>
-    <w:bookmarkEnd w:id="33"/>
     <w:bookmarkEnd w:id="34"/>
+    <w:bookmarkEnd w:id="35"/>
     <w:sectPr>
       <w:footnotePr>
         <w:numRestart w:val="eachSect"/>
@@ -4291,6 +4471,9 @@
     <w:abstractNumId w:val="991"/>
   </w:num>
   <w:num w:numId="1023">
+    <w:abstractNumId w:val="991"/>
+  </w:num>
+  <w:num w:numId="1024">
     <w:abstractNumId w:val="991"/>
   </w:num>
 </w:numbering>

--- a/docs/Egxeiridio_Goneis.docx
+++ b/docs/Egxeiridio_Goneis.docx
@@ -1720,7 +1720,7 @@
         <w:t xml:space="preserve"> </w:t>
       </w:r>
       <w:r>
-        <w:t xml:space="preserve">του ομίλου, με τη σειρά της λίστας του/της.</w:t>
+        <w:t xml:space="preserve">του ομίλου. (Η σειρά τους δεν έχει σημασία: η λίστα έχει το πολύ τόσους μαθητές όσες οι θέσεις, οπότε όσοι από αυτούς κάνουν αίτηση χωρούν όλοι.)</w:t>
       </w:r>
     </w:p>
     <w:p>

--- a/docs/Egxeiridio_Goneis.docx
+++ b/docs/Egxeiridio_Goneis.docx
@@ -3938,7 +3938,7 @@
         <w:t xml:space="preserve"> </w:t>
       </w:r>
       <w:r>
-        <w:t xml:space="preserve">Οι εκπαιδευτικοί μπορούν να ορίσουν, πριν ανοίξουν οι δηλώσεις, λίγους μαθητές που προτιμούν για τον όμιλό τους. Αυτοί προηγούνται</w:t>
+        <w:t xml:space="preserve">Οι εκπαιδευτικοί μπορούν να ορίσουν, μέχρι να κλείσουν οι δηλώσεις, λίγους μαθητές που προτιμούν για τον όμιλό τους. Αυτοί προηγούνται</w:t>
       </w:r>
       <w:r>
         <w:t xml:space="preserve"> </w:t>

--- a/docs/Egxeiridio_Goneis.docx
+++ b/docs/Egxeiridio_Goneis.docx
@@ -415,7 +415,23 @@
         <w:t xml:space="preserve">Αν η σύνδεση αποτυγχάνει</w:t>
       </w:r>
       <w:r>
-        <w:t xml:space="preserve">, το μήνυμα δεν λέει ποιο στοιχείο είναι λάθος (για λόγους ασφάλειας). Ελέγξτε την ορθογραφία των ονομάτων και τον ΑΜ. Αν πάλι δεν γίνεται,</w:t>
+        <w:t xml:space="preserve">, το μήνυμα δεν λέει ποιο στοιχείο είναι λάθος (για λόγους ασφάλειας). Πατήστε</w:t>
+      </w:r>
+      <w:r>
+        <w:t xml:space="preserve"> </w:t>
+      </w:r>
+      <w:r>
+        <w:rPr>
+          <w:b/>
+          <w:bCs/>
+        </w:rPr>
+        <w:t xml:space="preserve">«Εμφάνιση»</w:t>
+      </w:r>
+      <w:r>
+        <w:t xml:space="preserve"> </w:t>
+      </w:r>
+      <w:r>
+        <w:t xml:space="preserve">δίπλα στον κωδικό για να δείτε τι γράψατε: αν το πληκτρολόγιο είναι στα ελληνικά ή είναι αναμμένο το Caps Lock, η σελίδα το επισημαίνει. Ελέγξτε την ορθογραφία των ονομάτων και τον ΑΜ. Αν πάλι δεν γίνεται,</w:t>
       </w:r>
       <w:r>
         <w:t xml:space="preserve"> </w:t>

--- a/docs/Egxeiridio_Goneis.docx
+++ b/docs/Egxeiridio_Goneis.docx
@@ -1055,6 +1055,98 @@
       </w:r>
       <w:r>
         <w:t xml:space="preserve">. Ισχύει η τελευταία αποθήκευση· ο κωδικός απόδειξης αλλάζει σε κάθε αλλαγή.</w:t>
+      </w:r>
+    </w:p>
+    <w:p>
+      <w:pPr>
+        <w:pStyle w:val="Compact"/>
+        <w:numPr>
+          <w:ilvl w:val="0"/>
+          <w:numId w:val="1007"/>
+        </w:numPr>
+      </w:pPr>
+      <w:r>
+        <w:rPr>
+          <w:b/>
+          <w:bCs/>
+        </w:rPr>
+        <w:t xml:space="preserve">Επαναφορά ημέρας:</w:t>
+      </w:r>
+      <w:r>
+        <w:t xml:space="preserve"> </w:t>
+      </w:r>
+      <w:r>
+        <w:t xml:space="preserve">κάτω από τη λίστα κάθε ημέρας, το κουμπί</w:t>
+      </w:r>
+      <w:r>
+        <w:t xml:space="preserve"> </w:t>
+      </w:r>
+      <w:r>
+        <w:rPr>
+          <w:b/>
+          <w:bCs/>
+        </w:rPr>
+        <w:t xml:space="preserve">«Επαναφορά …»</w:t>
+      </w:r>
+      <w:r>
+        <w:t xml:space="preserve"> </w:t>
+      </w:r>
+      <w:r>
+        <w:t xml:space="preserve">(π.χ. «Επαναφορά της Δευτέρας») ξαναφέρνει την αρχική σειρά της ημέρας. Η αλλαγή ισχύει όταν πατήσετε «Υποβολή δήλωσης» ή «Αποθήκευση αλλαγών».</w:t>
+      </w:r>
+    </w:p>
+    <w:p>
+      <w:pPr>
+        <w:pStyle w:val="Compact"/>
+        <w:numPr>
+          <w:ilvl w:val="0"/>
+          <w:numId w:val="1007"/>
+        </w:numPr>
+      </w:pPr>
+      <w:r>
+        <w:rPr>
+          <w:b/>
+          <w:bCs/>
+        </w:rPr>
+        <w:t xml:space="preserve">Διαγραφή δήλωσης:</w:t>
+      </w:r>
+      <w:r>
+        <w:t xml:space="preserve"> </w:t>
+      </w:r>
+      <w:r>
+        <w:t xml:space="preserve">μέχρι την προθεσμία, το κουμπί</w:t>
+      </w:r>
+      <w:r>
+        <w:t xml:space="preserve"> </w:t>
+      </w:r>
+      <w:r>
+        <w:rPr>
+          <w:b/>
+          <w:bCs/>
+        </w:rPr>
+        <w:t xml:space="preserve">«Διαγραφή δήλωσης»</w:t>
+      </w:r>
+      <w:r>
+        <w:t xml:space="preserve"> </w:t>
+      </w:r>
+      <w:r>
+        <w:t xml:space="preserve">(κάτω από τη φόρμα) διαγράφει την αποθηκευμένη δήλωση. Η φόρμα ξαναγίνεται όπως την πρώτη φορά και το παιδί</w:t>
+      </w:r>
+      <w:r>
+        <w:t xml:space="preserve"> </w:t>
+      </w:r>
+      <w:r>
+        <w:rPr>
+          <w:b/>
+          <w:bCs/>
+        </w:rPr>
+        <w:t xml:space="preserve">μένει χωρίς δήλωση</w:t>
+      </w:r>
+      <w:r>
+        <w:t xml:space="preserve"> </w:t>
+      </w:r>
+      <w:r>
+        <w:t xml:space="preserve">μέχρι να υποβάλετε νέα. Πριν από την πρώτη υποβολή, το ίδιο κουμπί λέγεται «Επαναφορά όλων των ημερών».</w:t>
       </w:r>
     </w:p>
     <w:p>

--- a/docs/Egxeiridio_Goneis.docx
+++ b/docs/Egxeiridio_Goneis.docx
@@ -3794,6 +3794,50 @@
       </w:r>
     </w:p>
     <w:p>
+      <w:pPr>
+        <w:pStyle w:val="Compact"/>
+        <w:numPr>
+          <w:ilvl w:val="0"/>
+          <w:numId w:val="1023"/>
+        </w:numPr>
+      </w:pPr>
+      <w:r>
+        <w:t xml:space="preserve">Ο εκπαιδευτικός μπορεί και να</w:t>
+      </w:r>
+      <w:r>
+        <w:t xml:space="preserve"> </w:t>
+      </w:r>
+      <w:r>
+        <w:rPr>
+          <w:b/>
+          <w:bCs/>
+        </w:rPr>
+        <w:t xml:space="preserve">αποκλείσει</w:t>
+      </w:r>
+      <w:r>
+        <w:t xml:space="preserve"> </w:t>
+      </w:r>
+      <w:r>
+        <w:t xml:space="preserve">μαθητές (⛔), ή να κάνει τη λίστα</w:t>
+      </w:r>
+      <w:r>
+        <w:t xml:space="preserve"> </w:t>
+      </w:r>
+      <w:r>
+        <w:rPr>
+          <w:b/>
+          <w:bCs/>
+        </w:rPr>
+        <w:t xml:space="preserve">κλειστή</w:t>
+      </w:r>
+      <w:r>
+        <w:t xml:space="preserve"> </w:t>
+      </w:r>
+      <w:r>
+        <w:t xml:space="preserve">(ο όμιλος δέχεται μόνο τους μαθητές της λίστας). Για τον αποκλεισμένο, ο όμιλος δεν εμφανίζεται στη φόρμα και βγαίνει από τη λίστα του πριν από την κατανομή, όπως ένας όμιλος που συγκρούεται με άλλη ημέρα· ο μαθητής κάνει αίτηση στους υπόλοιπους. Ο όμιλος μπορεί έτσι να μείνει με κενές θέσεις, και ένας μαθητής που τον αποκλείουν όλοι οι όμιλοι μιας ημέρας μένει χωρίς όμιλο εκείνη την ημέρα. Οι ιδιότητες του αλγορίθμου (κανένα άδικο προσπέρασμα, η ειλικρινής σειρά είναι η καλύτερη) ισχύουν κανονικά.</w:t>
+      </w:r>
+    </w:p>
+    <w:p>
       <w:r>
         <w:pict>
           <v:rect style="width:0;height:1.5pt" o:hralign="center" o:hrstd="t" o:hr="t"/>
@@ -4063,6 +4107,24 @@
       </w:r>
       <w:r>
         <w:t xml:space="preserve">ο γονέας τους δηλώσει τον όμιλο.</w:t>
+      </w:r>
+    </w:p>
+    <w:p>
+      <w:pPr>
+        <w:pStyle w:val="BodyText"/>
+      </w:pPr>
+      <w:r>
+        <w:rPr>
+          <w:b/>
+          <w:bCs/>
+        </w:rPr>
+        <w:t xml:space="preserve">Γιατί δεν βλέπω κάποιον όμιλο που βλέπουν άλλοι γονείς;</w:t>
+      </w:r>
+      <w:r>
+        <w:t xml:space="preserve"> </w:t>
+      </w:r>
+      <w:r>
+        <w:t xml:space="preserve">Κάποιοι όμιλοι απευθύνονται μόνο σε ορισμένους μαθητές (π.χ. ενισχυτική διδασκαλία για μια κατεύθυνση). Τότε ο όμιλος δεν εμφανίζεται στη φόρμα των άλλων μαθητών. Για ερωτήσεις, επικοινωνήστε με το σχολείο.</w:t>
       </w:r>
     </w:p>
     <w:p>

--- a/docs/Egxeiridio_Goneis.docx
+++ b/docs/Egxeiridio_Goneis.docx
@@ -4107,6 +4107,24 @@
       </w:r>
       <w:r>
         <w:t xml:space="preserve">ο γονέας τους δηλώσει τον όμιλο.</w:t>
+      </w:r>
+    </w:p>
+    <w:p>
+      <w:pPr>
+        <w:pStyle w:val="BodyText"/>
+      </w:pPr>
+      <w:r>
+        <w:rPr>
+          <w:b/>
+          <w:bCs/>
+        </w:rPr>
+        <w:t xml:space="preserve">Η φόρμα λέει ότι ένας όμιλος που είχα δηλώσει «δεν δέχεται πια το παιδί». Τι γίνεται με τη δήλωσή μου;</w:t>
+      </w:r>
+      <w:r>
+        <w:t xml:space="preserve"> </w:t>
+      </w:r>
+      <w:r>
+        <w:t xml:space="preserve">Ο εκπαιδευτικός του ομίλου αποφάσισε, μετά τη δήλωσή σας, ότι ο όμιλος δεν απευθύνεται στο παιδί σας. Η δήλωσή σας ισχύει κανονικά: στην κατανομή ο όμιλος αυτός απλώς παραλείπεται και οι υπόλοιποι μένουν με τη σειρά που τους βάλατε. Δεν χρειάζεται να κάνετε κάτι, εκτός αν θέλετε να αλλάξετε τη σειρά.</w:t>
       </w:r>
     </w:p>
     <w:p>

--- a/docs/Egxeiridio_Goneis.docx
+++ b/docs/Egxeiridio_Goneis.docx
@@ -4125,6 +4125,24 @@
       </w:r>
       <w:r>
         <w:t xml:space="preserve">Ο εκπαιδευτικός του ομίλου αποφάσισε, μετά τη δήλωσή σας, ότι ο όμιλος δεν απευθύνεται στο παιδί σας. Η δήλωσή σας ισχύει κανονικά: στην κατανομή ο όμιλος αυτός απλώς παραλείπεται και οι υπόλοιποι μένουν με τη σειρά που τους βάλατε. Δεν χρειάζεται να κάνετε κάτι, εκτός αν θέλετε να αλλάξετε τη σειρά.</w:t>
+      </w:r>
+    </w:p>
+    <w:p>
+      <w:pPr>
+        <w:pStyle w:val="BodyText"/>
+      </w:pPr>
+      <w:r>
+        <w:rPr>
+          <w:b/>
+          <w:bCs/>
+        </w:rPr>
+        <w:t xml:space="preserve">Η φόρμα λέει ότι ένας όμιλος που είχα δηλώσει «καταργήθηκε από το σχολείο». Τι γίνεται με τη δήλωσή μου;</w:t>
+      </w:r>
+      <w:r>
+        <w:t xml:space="preserve"> </w:t>
+      </w:r>
+      <w:r>
+        <w:t xml:space="preserve">Ο όμιλος δεν θα γίνει (π.χ. αποχώρησε ο εκπαιδευτικός του) και βγήκε από τη δήλωσή σας. Οι όμιλοι που είχατε βάλει μετά από αυτόν ανέβηκαν μία θέση· η σειρά τους μεταξύ τους έμεινε ίδια. Ο κωδικός της απόδειξης αλλάζει γι' αυτόν τον λόγο. Δεν χρειάζεται να κάνετε κάτι, εκτός αν θέλετε να αλλάξετε τη σειρά.</w:t>
       </w:r>
     </w:p>
     <w:p>

--- a/docs/Egxeiridio_Goneis.docx
+++ b/docs/Egxeiridio_Goneis.docx
@@ -1350,7 +1350,7 @@
         <w:t xml:space="preserve">«Πώς προέκυψε η κατανομή»</w:t>
       </w:r>
       <w:r>
-        <w:t xml:space="preserve">: βήμα προς βήμα, σε ποιους ομίλους έκανε αίτηση το παιδί, πού κρατήθηκε προσωρινά, πού και γιατί δεν χώρεσε — και τον αριθμό κλήρωσής του.</w:t>
+        <w:t xml:space="preserve">: βήμα προς βήμα, σε ποιους ομίλους έκανε αίτηση το παιδί, πού κρατήθηκε προσωρινά, πού και γιατί δεν χώρεσε — και τον αριθμό κλήρωσής του. Όπου δεν χώρεσε, γράφει τι είχε ο τελευταίος μαθητής που μπήκε στον όμιλο (χωρίς όνομα): ότι ήταν στους προτιμώμενους του εκπαιδευτικού, ή σε τάξη με υποχρεωτική ένταξη, ή τον αριθμό κλήρωσής του, για να τον συγκρίνετε με του παιδιού σας.</w:t>
       </w:r>
     </w:p>
     <w:p>

--- a/docs/Egxeiridio_Goneis.docx
+++ b/docs/Egxeiridio_Goneis.docx
@@ -1055,6 +1055,44 @@
       </w:r>
       <w:r>
         <w:t xml:space="preserve">. Ισχύει η τελευταία αποθήκευση· ο κωδικός απόδειξης αλλάζει σε κάθε αλλαγή.</w:t>
+      </w:r>
+    </w:p>
+    <w:p>
+      <w:pPr>
+        <w:pStyle w:val="Compact"/>
+        <w:numPr>
+          <w:ilvl w:val="0"/>
+          <w:numId w:val="1007"/>
+        </w:numPr>
+      </w:pPr>
+      <w:r>
+        <w:rPr>
+          <w:b/>
+          <w:bCs/>
+        </w:rPr>
+        <w:t xml:space="preserve">Ακύρωση αλλαγών:</w:t>
+      </w:r>
+      <w:r>
+        <w:t xml:space="preserve"> </w:t>
+      </w:r>
+      <w:r>
+        <w:t xml:space="preserve">όσο αλλάζετε μια δήλωση που έχετε ήδη υποβάλει, δίπλα στο «Αποθήκευση αλλαγών» γράφει «Μη αποθηκευμένες αλλαγές». Το κουμπί</w:t>
+      </w:r>
+      <w:r>
+        <w:t xml:space="preserve"> </w:t>
+      </w:r>
+      <w:r>
+        <w:rPr>
+          <w:b/>
+          <w:bCs/>
+        </w:rPr>
+        <w:t xml:space="preserve">«Ακύρωση αλλαγών»</w:t>
+      </w:r>
+      <w:r>
+        <w:t xml:space="preserve"> </w:t>
+      </w:r>
+      <w:r>
+        <w:t xml:space="preserve">φέρνει πίσω τη δήλωση όπως την αποθηκεύσατε (σε όλες τις ημέρες). Αν πατήσετε «Αποσύνδεση γονέα», «Δήλωση για άλλο παιδί» ή κλείσετε τη σελίδα χωρίς αποθήκευση, η πλατφόρμα ρωτά πρώτα.</w:t>
       </w:r>
     </w:p>
     <w:p>

--- a/docs/Egxeiridio_Goneis.docx
+++ b/docs/Egxeiridio_Goneis.docx
@@ -942,6 +942,30 @@
       </w:r>
       <w:r>
         <w:t xml:space="preserve">(στην τελευταία ημέρα). Αν δεν έχετε ανοίξει κάποια ημέρα, η πλατφόρμα θα σας το θυμίσει — εκεί θα έμενε η τυχαία σειρά.</w:t>
+      </w:r>
+    </w:p>
+    <w:p>
+      <w:pPr>
+        <w:pStyle w:val="BodyText"/>
+      </w:pPr>
+      <w:r>
+        <w:t xml:space="preserve">Σπάνια, οι όμιλοι αλλάζουν όσο έχετε ανοιχτή τη σελίδα (π.χ. ο εκπαιδευτικός ενός ομίλου ανοίγει τη λίστα του). Τότε η υποβολή δεν γίνεται: η φόρμα ενημερώνεται μόνη της,</w:t>
+      </w:r>
+      <w:r>
+        <w:t xml:space="preserve"> </w:t>
+      </w:r>
+      <w:r>
+        <w:rPr>
+          <w:b/>
+          <w:bCs/>
+        </w:rPr>
+        <w:t xml:space="preserve">κρατά τη σειρά σας</w:t>
+      </w:r>
+      <w:r>
+        <w:t xml:space="preserve"> </w:t>
+      </w:r>
+      <w:r>
+        <w:t xml:space="preserve">και βάζει τον νέο όμιλο στο τέλος της ημέρας του, με κίτρινο μήνυμα. Βάλτε τον στη θέση που θέλετε και πατήστε ξανά «Υποβολή δήλωσης».</w:t>
       </w:r>
     </w:p>
     <w:p>
